--- a/vvdn/protocols/uart/uart-circuit-and-hardware-connections.docx
+++ b/vvdn/protocols/uart/uart-circuit-and-hardware-connections.docx
@@ -334,22 +334,7 @@
           <w:color w:val="282C34"/>
           <w:sz w:val="21"/>
         </w:rPr>
-        <w:t>Asynchronous signaling requires a common voltage reference. Without a shared Ground wire, ground potential shifts will shift the logic threshold (</w:t>
-      </w:r>
-      <w:r>
-        <w:rPr>
-          <w:i/>
-          <w:color w:val="145AA0"/>
-          <w:sz w:val="21"/>
-        </w:rPr>
-        <w:t>V_{IL / V_{IH</w:t>
-      </w:r>
-      <w:r>
-        <w:rPr>
-          <w:color w:val="282C34"/>
-          <w:sz w:val="21"/>
-        </w:rPr>
-        <w:t>), causing severe framing errors and corrupted data.</w:t>
+        <w:t>Asynchronous signaling requires a common voltage reference. Without a shared Ground wire, ground potential shifts will shift the logic threshold (V_IL / V_IH), causing severe framing errors and corrupted data.</w:t>
       </w:r>
     </w:p>
     <w:p>
@@ -364,7 +349,7 @@
           <w:color w:val="282C34"/>
           <w:sz w:val="21"/>
         </w:rPr>
-        <w:t>Series Damping Resistors ($R_{series} = 22\,\Omega \dots 47\,\Omega$)</w:t>
+        <w:t>Series Damping Resistors (R_series = 22 Ω ... 47 Ω)</w:t>
       </w:r>
       <w:r>
         <w:rPr>
@@ -598,22 +583,7 @@
           <w:color w:val="282C34"/>
           <w:sz w:val="21"/>
         </w:rPr>
-        <w:t xml:space="preserve">: Two separate </w:t>
-      </w:r>
-      <w:r>
-        <w:rPr>
-          <w:i/>
-          <w:color w:val="145AA0"/>
-          <w:sz w:val="21"/>
-        </w:rPr>
-        <w:t>5.1\,k\Omega</w:t>
-      </w:r>
-      <w:r>
-        <w:rPr>
-          <w:color w:val="282C34"/>
-          <w:sz w:val="21"/>
-        </w:rPr>
-        <w:t xml:space="preserve"> resistors from CC1 and CC2 to Ground identify the board as an upstream-facing device (UFP / Sink) to USB-C chargers.</w:t>
+        <w:t>: Two separate 5.1 kΩ resistors from CC1 and CC2 to Ground identify the board as an upstream-facing device (UFP / Sink) to USB-C chargers.</w:t>
       </w:r>
     </w:p>
     <w:p>
@@ -628,7 +598,7 @@
           <w:color w:val="282C34"/>
           <w:sz w:val="21"/>
         </w:rPr>
-        <w:t>Series Protection Resistors ($1\,\text{k}\Omega$)</w:t>
+        <w:t>Series Protection Resistors (1 kΩ)</w:t>
       </w:r>
       <w:r>
         <w:rPr>
@@ -672,22 +642,7 @@
           <w:color w:val="282C34"/>
           <w:sz w:val="21"/>
         </w:rPr>
-        <w:t xml:space="preserve"> pin through a </w:t>
-      </w:r>
-      <w:r>
-        <w:rPr>
-          <w:i/>
-          <w:color w:val="145AA0"/>
-          <w:sz w:val="21"/>
-        </w:rPr>
-        <w:t>100\,nF</w:t>
-      </w:r>
-      <w:r>
-        <w:rPr>
-          <w:color w:val="282C34"/>
-          <w:sz w:val="21"/>
-        </w:rPr>
-        <w:t xml:space="preserve"> series ceramic capacitor to the microcontroller's active-LOW reset pin (</w:t>
+        <w:t xml:space="preserve"> pin through a 100 nF series ceramic capacitor to the microcontroller's active-LOW reset pin (</w:t>
       </w:r>
       <w:r>
         <w:rPr>
@@ -735,22 +690,7 @@
           <w:color w:val="282C34"/>
           <w:sz w:val="21"/>
         </w:rPr>
-        <w:t xml:space="preserve">For interfacing with legacy industrial machinery, PC serial ports, or avionics instruments using </w:t>
-      </w:r>
-      <w:r>
-        <w:rPr>
-          <w:i/>
-          <w:color w:val="145AA0"/>
-          <w:sz w:val="21"/>
-        </w:rPr>
-        <w:t>± 12\,V</w:t>
-      </w:r>
-      <w:r>
-        <w:rPr>
-          <w:color w:val="282C34"/>
-          <w:sz w:val="21"/>
-        </w:rPr>
-        <w:t xml:space="preserve"> bipolar signaling:</w:t>
+        <w:t>For interfacing with legacy industrial machinery, PC serial ports, or avionics instruments using ± 12 V bipolar signaling:</w:t>
       </w:r>
     </w:p>
     <w:tbl>
@@ -872,59 +812,29 @@
           <w:color w:val="282C34"/>
           <w:sz w:val="21"/>
         </w:rPr>
-        <w:t>Charge Pump Flying Capacitors ($C_1, C_2, C_{V+}, C_{V-}$)</w:t>
+        <w:t>Charge Pump Flying Capacitors (C_1, C_2, C_V+, C_V-)</w:t>
       </w:r>
       <w:r>
         <w:rPr>
           <w:color w:val="282C34"/>
           <w:sz w:val="21"/>
         </w:rPr>
-        <w:t xml:space="preserve">: Four </w:t>
+        <w:t>: Four 0.1 µF X7R ceramic capacitors generate internal +2</w:t>
       </w:r>
       <w:r>
         <w:rPr>
           <w:i/>
-          <w:color w:val="145AA0"/>
+          <w:color w:val="282C34"/>
           <w:sz w:val="21"/>
         </w:rPr>
-        <w:t>0.1\,µF</w:t>
+        <w:t xml:space="preserve"> V_CC and -2</w:t>
       </w:r>
       <w:r>
         <w:rPr>
           <w:color w:val="282C34"/>
           <w:sz w:val="21"/>
         </w:rPr>
-        <w:t xml:space="preserve"> X7R ceramic capacitors generate internal </w:t>
-      </w:r>
-      <w:r>
-        <w:rPr>
-          <w:i/>
-          <w:color w:val="145AA0"/>
-          <w:sz w:val="21"/>
-        </w:rPr>
-        <w:t>+2× V_{CC</w:t>
-      </w:r>
-      <w:r>
-        <w:rPr>
-          <w:color w:val="282C34"/>
-          <w:sz w:val="21"/>
-        </w:rPr>
-        <w:t xml:space="preserve"> and </w:t>
-      </w:r>
-      <w:r>
-        <w:rPr>
-          <w:i/>
-          <w:color w:val="145AA0"/>
-          <w:sz w:val="21"/>
-        </w:rPr>
-        <w:t>-2× V_{CC</w:t>
-      </w:r>
-      <w:r>
-        <w:rPr>
-          <w:color w:val="282C34"/>
-          <w:sz w:val="21"/>
-        </w:rPr>
-        <w:t xml:space="preserve"> bipolar supplies.</w:t>
+        <w:t xml:space="preserve"> V_CC bipolar supplies.</w:t>
       </w:r>
     </w:p>
     <w:p>
@@ -960,15 +870,7 @@
           <w:color w:val="282C34"/>
           <w:sz w:val="21"/>
         </w:rPr>
-        <w:t xml:space="preserve">Logic 0 (Space) = </w:t>
-      </w:r>
-      <w:r>
-        <w:rPr>
-          <w:i/>
-          <w:color w:val="145AA0"/>
-          <w:sz w:val="21"/>
-        </w:rPr>
-        <w:t>+5\,V \dots +12\,V</w:t>
+        <w:t>Logic 0 (Space) = +5 V ... +12 V</w:t>
       </w:r>
     </w:p>
     <w:p>
@@ -982,15 +884,7 @@
           <w:color w:val="282C34"/>
           <w:sz w:val="21"/>
         </w:rPr>
-        <w:t xml:space="preserve">Logic 1 (Mark / Idle) = </w:t>
-      </w:r>
-      <w:r>
-        <w:rPr>
-          <w:i/>
-          <w:color w:val="145AA0"/>
-          <w:sz w:val="21"/>
-        </w:rPr>
-        <w:t>-5\,V \dots -12\,V</w:t>
+        <w:t>Logic 1 (Mark / Idle) = -5 V ... -12 V</w:t>
       </w:r>
     </w:p>
     <w:p>
@@ -1151,7 +1045,7 @@
           <w:color w:val="282C34"/>
           <w:sz w:val="21"/>
         </w:rPr>
-        <w:t>Direction Control (DE and $\overline{\text{RE}}$ Tied Together)</w:t>
+        <w:t>Direction Control (DE and NOT(RE) Tied Together)</w:t>
       </w:r>
       <w:r>
         <w:rPr>
@@ -1187,22 +1081,7 @@
           <w:color w:val="282C34"/>
           <w:sz w:val="21"/>
         </w:rPr>
-        <w:t>, active HIGH) and Receiver Enable (</w:t>
-      </w:r>
-      <w:r>
-        <w:rPr>
-          <w:i/>
-          <w:color w:val="145AA0"/>
-          <w:sz w:val="21"/>
-        </w:rPr>
-        <w:t>\overline{RE</w:t>
-      </w:r>
-      <w:r>
-        <w:rPr>
-          <w:color w:val="282C34"/>
-          <w:sz w:val="21"/>
-        </w:rPr>
-        <w:t>, active LOW) are shorted together on the PCB and connected to a single MCU GPIO pin (</w:t>
+        <w:t>, active HIGH) and Receiver Enable (NOT(RE), active LOW) are shorted together on the PCB and connected to a single MCU GPIO pin (</w:t>
       </w:r>
       <w:r>
         <w:rPr>
@@ -1276,7 +1155,7 @@
           <w:color w:val="282C34"/>
           <w:sz w:val="21"/>
         </w:rPr>
-        <w:t>$120\,\Omega$ Bus Termination</w:t>
+        <w:t>120 Ω Bus Termination</w:t>
       </w:r>
       <w:r>
         <w:rPr>
@@ -1297,67 +1176,7 @@
           <w:color w:val="282C34"/>
           <w:sz w:val="21"/>
         </w:rPr>
-        <w:t xml:space="preserve">A single </w:t>
-      </w:r>
-      <w:r>
-        <w:rPr>
-          <w:i/>
-          <w:color w:val="145AA0"/>
-          <w:sz w:val="21"/>
-        </w:rPr>
-        <w:t>120\,\Omega</w:t>
-      </w:r>
-      <w:r>
-        <w:rPr>
-          <w:color w:val="282C34"/>
-          <w:sz w:val="21"/>
-        </w:rPr>
-        <w:t xml:space="preserve"> </w:t>
-      </w:r>
-      <w:r>
-        <w:rPr>
-          <w:i/>
-          <w:color w:val="145AA0"/>
-          <w:sz w:val="21"/>
-        </w:rPr>
-        <w:t>1\%</w:t>
-      </w:r>
-      <w:r>
-        <w:rPr>
-          <w:color w:val="282C34"/>
-          <w:sz w:val="21"/>
-        </w:rPr>
-        <w:t xml:space="preserve"> metal-film resistor must be placed across </w:t>
-      </w:r>
-      <w:r>
-        <w:rPr>
-          <w:i/>
-          <w:color w:val="145AA0"/>
-          <w:sz w:val="21"/>
-        </w:rPr>
-        <w:t>A</w:t>
-      </w:r>
-      <w:r>
-        <w:rPr>
-          <w:color w:val="282C34"/>
-          <w:sz w:val="21"/>
-        </w:rPr>
-        <w:t xml:space="preserve"> and </w:t>
-      </w:r>
-      <w:r>
-        <w:rPr>
-          <w:i/>
-          <w:color w:val="145AA0"/>
-          <w:sz w:val="21"/>
-        </w:rPr>
-        <w:t>B</w:t>
-      </w:r>
-      <w:r>
-        <w:rPr>
-          <w:color w:val="282C34"/>
-          <w:sz w:val="21"/>
-        </w:rPr>
-        <w:t xml:space="preserve"> at the </w:t>
+        <w:t xml:space="preserve">A single 120 Ω 1\% metal-film resistor must be placed across A and B at the </w:t>
       </w:r>
       <w:r>
         <w:rPr>
@@ -1408,22 +1227,7 @@
           <w:color w:val="282C34"/>
           <w:sz w:val="21"/>
         </w:rPr>
-        <w:t xml:space="preserve">To prevent receiver chatter when all drivers are tri-stated (idle bus where </w:t>
-      </w:r>
-      <w:r>
-        <w:rPr>
-          <w:i/>
-          <w:color w:val="145AA0"/>
-          <w:sz w:val="21"/>
-        </w:rPr>
-        <w:t>V_A - V_B = 0\,V</w:t>
-      </w:r>
-      <w:r>
-        <w:rPr>
-          <w:color w:val="282C34"/>
-          <w:sz w:val="21"/>
-        </w:rPr>
-        <w:t>), install fail-safe biasing:</w:t>
+        <w:t>To prevent receiver chatter when all drivers are tri-stated (idle bus where V_A - V_B = 0 V), install fail-safe biasing:</w:t>
       </w:r>
     </w:p>
     <w:p>
@@ -1437,52 +1241,7 @@
           <w:color w:val="282C34"/>
           <w:sz w:val="21"/>
         </w:rPr>
-        <w:t>Pull-up resistor (</w:t>
-      </w:r>
-      <w:r>
-        <w:rPr>
-          <w:i/>
-          <w:color w:val="145AA0"/>
-          <w:sz w:val="21"/>
-        </w:rPr>
-        <w:t>560\,\Omega \dots 1\,k\Omega</w:t>
-      </w:r>
-      <w:r>
-        <w:rPr>
-          <w:color w:val="282C34"/>
-          <w:sz w:val="21"/>
-        </w:rPr>
-        <w:t xml:space="preserve">) from line </w:t>
-      </w:r>
-      <w:r>
-        <w:rPr>
-          <w:i/>
-          <w:color w:val="145AA0"/>
-          <w:sz w:val="21"/>
-        </w:rPr>
-        <w:t>A</w:t>
-      </w:r>
-      <w:r>
-        <w:rPr>
-          <w:color w:val="282C34"/>
-          <w:sz w:val="21"/>
-        </w:rPr>
-        <w:t xml:space="preserve"> to </w:t>
-      </w:r>
-      <w:r>
-        <w:rPr>
-          <w:i/>
-          <w:color w:val="145AA0"/>
-          <w:sz w:val="21"/>
-        </w:rPr>
-        <w:t>V_{CC</w:t>
-      </w:r>
-      <w:r>
-        <w:rPr>
-          <w:color w:val="282C34"/>
-          <w:sz w:val="21"/>
-        </w:rPr>
-        <w:t>.</w:t>
+        <w:t>Pull-up resistor (560 Ω ... 1 kΩ) from line A to V_CC.</w:t>
       </w:r>
     </w:p>
     <w:p>
@@ -1496,37 +1255,7 @@
           <w:color w:val="282C34"/>
           <w:sz w:val="21"/>
         </w:rPr>
-        <w:t>Pull-down resistor (</w:t>
-      </w:r>
-      <w:r>
-        <w:rPr>
-          <w:i/>
-          <w:color w:val="145AA0"/>
-          <w:sz w:val="21"/>
-        </w:rPr>
-        <w:t>560\,\Omega \dots 1\,k\Omega</w:t>
-      </w:r>
-      <w:r>
-        <w:rPr>
-          <w:color w:val="282C34"/>
-          <w:sz w:val="21"/>
-        </w:rPr>
-        <w:t xml:space="preserve">) from line </w:t>
-      </w:r>
-      <w:r>
-        <w:rPr>
-          <w:i/>
-          <w:color w:val="145AA0"/>
-          <w:sz w:val="21"/>
-        </w:rPr>
-        <w:t>B</w:t>
-      </w:r>
-      <w:r>
-        <w:rPr>
-          <w:color w:val="282C34"/>
-          <w:sz w:val="21"/>
-        </w:rPr>
-        <w:t xml:space="preserve"> to Ground.</w:t>
+        <w:t>Pull-down resistor (560 Ω ... 1 kΩ) from line B to Ground.</w:t>
       </w:r>
     </w:p>
     <w:p>
@@ -1682,74 +1411,7 @@
           <w:color w:val="282C34"/>
           <w:sz w:val="21"/>
         </w:rPr>
-        <w:t xml:space="preserve">The gate is at </w:t>
-      </w:r>
-      <w:r>
-        <w:rPr>
-          <w:i/>
-          <w:color w:val="145AA0"/>
-          <w:sz w:val="21"/>
-        </w:rPr>
-        <w:t>+3.3\,V</w:t>
-      </w:r>
-      <w:r>
-        <w:rPr>
-          <w:color w:val="282C34"/>
-          <w:sz w:val="21"/>
-        </w:rPr>
-        <w:t xml:space="preserve">. Source is pulled to </w:t>
-      </w:r>
-      <w:r>
-        <w:rPr>
-          <w:i/>
-          <w:color w:val="145AA0"/>
-          <w:sz w:val="21"/>
-        </w:rPr>
-        <w:t>+3.3\,V</w:t>
-      </w:r>
-      <w:r>
-        <w:rPr>
-          <w:color w:val="282C34"/>
-          <w:sz w:val="21"/>
-        </w:rPr>
-        <w:t xml:space="preserve"> by </w:t>
-      </w:r>
-      <w:r>
-        <w:rPr>
-          <w:i/>
-          <w:color w:val="145AA0"/>
-          <w:sz w:val="21"/>
-        </w:rPr>
-        <w:t>R_1</w:t>
-      </w:r>
-      <w:r>
-        <w:rPr>
-          <w:color w:val="282C34"/>
-          <w:sz w:val="21"/>
-        </w:rPr>
-        <w:t>.</w:t>
-      </w:r>
-    </w:p>
-    <w:p>
-      <w:pPr>
-        <w:pStyle w:val="ListBullet"/>
-        <w:spacing w:after="40"/>
-        <w:ind w:left="720"/>
-      </w:pPr>
-      <w:r>
-        <w:rPr>
-          <w:i/>
-          <w:color w:val="145AA0"/>
-          <w:sz w:val="21"/>
-        </w:rPr>
-        <w:t>V_{GS = 3.3\,V - 3.3\,V = 0\,V &lt; V_{TH</w:t>
-      </w:r>
-      <w:r>
-        <w:rPr>
-          <w:color w:val="282C34"/>
-          <w:sz w:val="21"/>
-        </w:rPr>
-        <w:t>. The MOSFET is OFF.</w:t>
+        <w:t>The gate is at +3.3 V. Source is pulled to +3.3 V by R_1.</w:t>
       </w:r>
     </w:p>
     <w:p>
@@ -1763,37 +1425,21 @@
           <w:color w:val="282C34"/>
           <w:sz w:val="21"/>
         </w:rPr>
-        <w:t xml:space="preserve">The 5V side is held at </w:t>
+        <w:t>V_GS = 3.3 V - 3.3 V = 0 V &lt; V_TH. The MOSFET is OFF.</w:t>
       </w:r>
-      <w:r>
-        <w:rPr>
-          <w:i/>
-          <w:color w:val="145AA0"/>
-          <w:sz w:val="21"/>
-        </w:rPr>
-        <w:t>+5.0\,V</w:t>
-      </w:r>
+    </w:p>
+    <w:p>
+      <w:pPr>
+        <w:pStyle w:val="ListBullet"/>
+        <w:spacing w:after="40"/>
+        <w:ind w:left="720"/>
+      </w:pPr>
       <w:r>
         <w:rPr>
           <w:color w:val="282C34"/>
           <w:sz w:val="21"/>
         </w:rPr>
-        <w:t xml:space="preserve"> by pull-up resistor </w:t>
-      </w:r>
-      <w:r>
-        <w:rPr>
-          <w:i/>
-          <w:color w:val="145AA0"/>
-          <w:sz w:val="21"/>
-        </w:rPr>
-        <w:t>R_2</w:t>
-      </w:r>
-      <w:r>
-        <w:rPr>
-          <w:color w:val="282C34"/>
-          <w:sz w:val="21"/>
-        </w:rPr>
-        <w:t>.</w:t>
+        <w:t>The 5V side is held at +5.0 V by pull-up resistor R_2.</w:t>
       </w:r>
     </w:p>
     <w:p>
@@ -1829,22 +1475,7 @@
           <w:color w:val="282C34"/>
           <w:sz w:val="21"/>
         </w:rPr>
-        <w:t xml:space="preserve">Source is driven to </w:t>
-      </w:r>
-      <w:r>
-        <w:rPr>
-          <w:i/>
-          <w:color w:val="145AA0"/>
-          <w:sz w:val="21"/>
-        </w:rPr>
-        <w:t>0\,V</w:t>
-      </w:r>
-      <w:r>
-        <w:rPr>
-          <w:color w:val="282C34"/>
-          <w:sz w:val="21"/>
-        </w:rPr>
-        <w:t>.</w:t>
+        <w:t>Source is driven to 0 V.</w:t>
       </w:r>
     </w:p>
     <w:p>
@@ -1855,18 +1486,10 @@
       </w:pPr>
       <w:r>
         <w:rPr>
-          <w:i/>
-          <w:color w:val="145AA0"/>
-          <w:sz w:val="21"/>
-        </w:rPr>
-        <w:t>V_{GS = 3.3\,V - 0\,V = 3.3\,V &gt; V_{TH</w:t>
-      </w:r>
-      <w:r>
-        <w:rPr>
           <w:color w:val="282C34"/>
           <w:sz w:val="21"/>
         </w:rPr>
-        <w:t>. The MOSFET turns fully ON.</w:t>
+        <w:t>V_GS = 3.3 V - 0 V = 3.3 V &gt; V_TH. The MOSFET turns fully ON.</w:t>
       </w:r>
     </w:p>
     <w:p>
@@ -1916,22 +1539,7 @@
           <w:color w:val="282C34"/>
           <w:sz w:val="21"/>
         </w:rPr>
-        <w:t xml:space="preserve">Drain is driven to </w:t>
-      </w:r>
-      <w:r>
-        <w:rPr>
-          <w:i/>
-          <w:color w:val="145AA0"/>
-          <w:sz w:val="21"/>
-        </w:rPr>
-        <w:t>0\,V</w:t>
-      </w:r>
-      <w:r>
-        <w:rPr>
-          <w:color w:val="282C34"/>
-          <w:sz w:val="21"/>
-        </w:rPr>
-        <w:t>.</w:t>
+        <w:t>Drain is driven to 0 V.</w:t>
       </w:r>
     </w:p>
     <w:p>
@@ -1945,22 +1553,7 @@
           <w:color w:val="282C34"/>
           <w:sz w:val="21"/>
         </w:rPr>
-        <w:t xml:space="preserve">Current flows through the MOSFET's intrinsic body diode from Source to Drain, pulling Source down to </w:t>
-      </w:r>
-      <w:r>
-        <w:rPr>
-          <w:i/>
-          <w:color w:val="145AA0"/>
-          <w:sz w:val="21"/>
-        </w:rPr>
-        <w:t>\approx 0.6\,V</w:t>
-      </w:r>
-      <w:r>
-        <w:rPr>
-          <w:color w:val="282C34"/>
-          <w:sz w:val="21"/>
-        </w:rPr>
-        <w:t>.</w:t>
+        <w:t>Current flows through the MOSFET's intrinsic body diode from Source to Drain, pulling Source down to ≈ 0.6 V.</w:t>
       </w:r>
     </w:p>
     <w:p>
@@ -1974,37 +1567,7 @@
           <w:color w:val="282C34"/>
           <w:sz w:val="21"/>
         </w:rPr>
-        <w:t xml:space="preserve">Once Source drops, </w:t>
-      </w:r>
-      <w:r>
-        <w:rPr>
-          <w:i/>
-          <w:color w:val="145AA0"/>
-          <w:sz w:val="21"/>
-        </w:rPr>
-        <w:t>V_{GS</w:t>
-      </w:r>
-      <w:r>
-        <w:rPr>
-          <w:color w:val="282C34"/>
-          <w:sz w:val="21"/>
-        </w:rPr>
-        <w:t xml:space="preserve"> rises above </w:t>
-      </w:r>
-      <w:r>
-        <w:rPr>
-          <w:i/>
-          <w:color w:val="145AA0"/>
-          <w:sz w:val="21"/>
-        </w:rPr>
-        <w:t>V_{TH</w:t>
-      </w:r>
-      <w:r>
-        <w:rPr>
-          <w:color w:val="282C34"/>
-          <w:sz w:val="21"/>
-        </w:rPr>
-        <w:t>, fully turning on the channel and pulling the 3.3V node down to pure Ground.</w:t>
+        <w:t>Once Source drops, V_GS rises above V_TH, fully turning on the channel and pulling the 3.3V node down to pure Ground.</w:t>
       </w:r>
     </w:p>
     <w:sectPr>
